--- a/downloads/documents/05 Materials/Unit 02/Slides/Slides 02.14 - ClassroomStreet Launch Risk and Reward.docx
+++ b/downloads/documents/05 Materials/Unit 02/Slides/Slides 02.14 - ClassroomStreet Launch Risk and Reward.docx
@@ -1216,52 +1216,6 @@
       </w:pPr>
       <w:r>
         <w:t xml:space="preserve">Today I bought ___ because</w:t>
-      </w:r>
-      <w:r>
-        <w:t xml:space="preserve"> </w:t>
-      </w:r>
-      <w:r>
-        <w:rPr>
-          <w:i/>
-          <w:b/>
-        </w:rPr>
-        <w:t xml:space="preserve">. / Bugün</w:t>
-      </w:r>
-      <w:r>
-        <w:rPr>
-          <w:i/>
-          <w:b/>
-        </w:rPr>
-        <w:t xml:space="preserve"> </w:t>
-      </w:r>
-      <w:r>
-        <w:t xml:space="preserve"> </w:t>
-      </w:r>
-      <w:r>
-        <w:t xml:space="preserve">aldım çünkü</w:t>
-      </w:r>
-      <w:r>
-        <w:t xml:space="preserve"> </w:t>
-      </w:r>
-      <w:r>
-        <w:rPr>
-          <w:i/>
-          <w:b/>
-        </w:rPr>
-        <w:t xml:space="preserve">. / Hoje comprei</w:t>
-      </w:r>
-      <w:r>
-        <w:rPr>
-          <w:i/>
-          <w:b/>
-        </w:rPr>
-        <w:t xml:space="preserve"> </w:t>
-      </w:r>
-      <w:r>
-        <w:t xml:space="preserve"> </w:t>
-      </w:r>
-      <w:r>
-        <w:t xml:space="preserve">porque</w:t>
       </w:r>
       <w:r>
         <w:t xml:space="preserve"> </w:t>
@@ -1297,26 +1251,6 @@
       </w:pPr>
       <w:r>
         <w:t xml:space="preserve">I did not trade today because</w:t>
-      </w:r>
-      <w:r>
-        <w:t xml:space="preserve"> </w:t>
-      </w:r>
-      <w:r>
-        <w:rPr>
-          <w:i/>
-          <w:b/>
-        </w:rPr>
-        <w:t xml:space="preserve">. / Bugün alım satım yapmadım çünkü</w:t>
-      </w:r>
-      <w:r>
-        <w:rPr>
-          <w:i/>
-          <w:b/>
-        </w:rPr>
-        <w:t xml:space="preserve"> </w:t>
-      </w:r>
-      <w:r>
-        <w:t xml:space="preserve">. / Hoje não negociei porque</w:t>
       </w:r>
       <w:r>
         <w:t xml:space="preserve"> </w:t>

--- a/downloads/documents/05 Materials/Unit 02/Slides/Slides 02.14 - ClassroomStreet Launch Risk and Reward.docx
+++ b/downloads/documents/05 Materials/Unit 02/Slides/Slides 02.14 - ClassroomStreet Launch Risk and Reward.docx
@@ -271,7 +271,7 @@
         <w:pStyle w:val="Compact"/>
       </w:pPr>
       <w:r>
-        <w:t xml:space="preserve">Middle: real estate. A retirement fund.</w:t>
+        <w:t xml:space="preserve">Middle: real estate.</w:t>
       </w:r>
     </w:p>
     <w:p>
@@ -301,7 +301,7 @@
         <w:t xml:space="preserve"> </w:t>
       </w:r>
       <w:r>
-        <w:t xml:space="preserve">Image: a ladder with an icon on each rung: jar, bank, flag, handshake, house, tree, factory, rocket.</w:t>
+        <w:t xml:space="preserve">Image: a ladder with an icon on each rung: jar, bank, flag, handshake, house, factory, rocket.</w:t>
       </w:r>
       <w:r>
         <w:t xml:space="preserve"> </w:t>

--- a/downloads/documents/05 Materials/Unit 02/Slides/Slides 02.14 - ClassroomStreet Launch Risk and Reward.docx
+++ b/downloads/documents/05 Materials/Unit 02/Slides/Slides 02.14 - ClassroomStreet Launch Risk and Reward.docx
@@ -6,9 +6,9 @@
       <w:pPr>
         <w:pStyle w:val="Heading1"/>
       </w:pPr>
-      <w:bookmarkStart w:id="20" w:name="X8ef553d2820531463aad52908983a506649bef6"/>
-      <w:r>
-        <w:t xml:space="preserve">Slides 02.14: ClassroomStreet Launch: Risk and Reward</w:t>
+      <w:bookmarkStart w:id="20" w:name="Xedcd594e2d55481942b289ecee9a86e2530f971"/>
+      <w:r>
+        <w:t xml:space="preserve">Slides 2.14: ClassroomStreet Launch: Risk and Reward</w:t>
       </w:r>
       <w:bookmarkEnd w:id="20"/>
     </w:p>
